--- a/thesis-final/Simulation_Parameters_Guide.docx
+++ b/thesis-final/Simulation_Parameters_Guide.docx
@@ -6993,6 +6993,19 @@
       </w:pPr>
       <w:r>
         <w:t xml:space="preserve">The same rules: CH advertisement reaches every node, join and TDMA are charged, fusion is members + 1, a node without a CH sends directly, and every run lasts until the last node dies.</w:t>
+      </w:r>
+    </w:p>
+    <w:p>
+      <w:pPr>
+        <w:pStyle w:val="ListParagraph"/>
+        <w:numPr>
+          <w:ilvl w:val="0"/>
+          <w:numId w:val="3"/>
+        </w:numPr>
+        <w:spacing w:after="60" w:line="290"/>
+      </w:pPr>
+      <w:r>
+        <w:t xml:space="preserve">Neighbour discovery is charged too: every protocol that uses neighbour information (HEED, EECH-HEED, v1 → v8) pays one HELLO per node at deployment. v8 also pays a 16-bit residual-energy field in every data packet and a BS beacon with the average energy at every set-up, because its energy gate needs the network average.</w:t>
       </w:r>
     </w:p>
     <w:p>
